--- a/tillsyn/S 1527-2024 tillsynsbegäran.docx
+++ b/tillsyn/S 1527-2024 tillsynsbegäran.docx
@@ -227,7 +227,7 @@
     <w:r>
       <w:tab/>
       <w:tab/>
-      <w:t>2026-07-13</w:t>
+      <w:t>2026-07-14</w:t>
       <w:br/>
       <w:br/>
     </w:r>

--- a/tillsyn/S 1527-2024 tillsynsbegäran.docx
+++ b/tillsyn/S 1527-2024 tillsynsbegäran.docx
@@ -227,7 +227,7 @@
     <w:r>
       <w:tab/>
       <w:tab/>
-      <w:t>2026-07-14</w:t>
+      <w:t>2026-07-15</w:t>
       <w:br/>
       <w:br/>
     </w:r>

--- a/tillsyn/S 1527-2024 tillsynsbegäran.docx
+++ b/tillsyn/S 1527-2024 tillsynsbegäran.docx
@@ -227,7 +227,7 @@
     <w:r>
       <w:tab/>
       <w:tab/>
-      <w:t>2026-07-15</w:t>
+      <w:t>2026-07-16</w:t>
       <w:br/>
       <w:br/>
     </w:r>

--- a/tillsyn/S 1527-2024 tillsynsbegäran.docx
+++ b/tillsyn/S 1527-2024 tillsynsbegäran.docx
@@ -227,7 +227,7 @@
     <w:r>
       <w:tab/>
       <w:tab/>
-      <w:t>2026-07-16</w:t>
+      <w:t>2026-07-17</w:t>
       <w:br/>
       <w:br/>
     </w:r>

--- a/tillsyn/S 1527-2024 tillsynsbegäran.docx
+++ b/tillsyn/S 1527-2024 tillsynsbegäran.docx
@@ -227,7 +227,7 @@
     <w:r>
       <w:tab/>
       <w:tab/>
-      <w:t>2026-07-17</w:t>
+      <w:t>2026-07-18</w:t>
       <w:br/>
       <w:br/>
     </w:r>

--- a/tillsyn/S 1527-2024 tillsynsbegäran.docx
+++ b/tillsyn/S 1527-2024 tillsynsbegäran.docx
@@ -227,7 +227,7 @@
     <w:r>
       <w:tab/>
       <w:tab/>
-      <w:t>2026-07-18</w:t>
+      <w:t>2026-07-19</w:t>
       <w:br/>
       <w:br/>
     </w:r>

--- a/tillsyn/S 1527-2024 tillsynsbegäran.docx
+++ b/tillsyn/S 1527-2024 tillsynsbegäran.docx
@@ -227,7 +227,7 @@
     <w:r>
       <w:tab/>
       <w:tab/>
-      <w:t>2026-07-19</w:t>
+      <w:t>2026-07-20</w:t>
       <w:br/>
       <w:br/>
     </w:r>

--- a/tillsyn/S 1527-2024 tillsynsbegäran.docx
+++ b/tillsyn/S 1527-2024 tillsynsbegäran.docx
@@ -227,7 +227,7 @@
     <w:r>
       <w:tab/>
       <w:tab/>
-      <w:t>2026-07-20</w:t>
+      <w:t>2026-07-21</w:t>
       <w:br/>
       <w:br/>
     </w:r>

--- a/tillsyn/S 1527-2024 tillsynsbegäran.docx
+++ b/tillsyn/S 1527-2024 tillsynsbegäran.docx
@@ -227,7 +227,7 @@
     <w:r>
       <w:tab/>
       <w:tab/>
-      <w:t>2026-07-21</w:t>
+      <w:t>2026-07-22</w:t>
       <w:br/>
       <w:br/>
     </w:r>

--- a/tillsyn/S 1527-2024 tillsynsbegäran.docx
+++ b/tillsyn/S 1527-2024 tillsynsbegäran.docx
@@ -227,7 +227,7 @@
     <w:r>
       <w:tab/>
       <w:tab/>
-      <w:t>2026-07-22</w:t>
+      <w:t>2026-07-23</w:t>
       <w:br/>
       <w:br/>
     </w:r>

--- a/tillsyn/S 1527-2024 tillsynsbegäran.docx
+++ b/tillsyn/S 1527-2024 tillsynsbegäran.docx
@@ -227,7 +227,7 @@
     <w:r>
       <w:tab/>
       <w:tab/>
-      <w:t>2026-07-23</w:t>
+      <w:t>2026-07-24</w:t>
       <w:br/>
       <w:br/>
     </w:r>

--- a/tillsyn/S 1527-2024 tillsynsbegäran.docx
+++ b/tillsyn/S 1527-2024 tillsynsbegäran.docx
@@ -227,7 +227,7 @@
     <w:r>
       <w:tab/>
       <w:tab/>
-      <w:t>2026-07-24</w:t>
+      <w:t>2026-07-25</w:t>
       <w:br/>
       <w:br/>
     </w:r>

--- a/tillsyn/S 1527-2024 tillsynsbegäran.docx
+++ b/tillsyn/S 1527-2024 tillsynsbegäran.docx
@@ -227,7 +227,7 @@
     <w:r>
       <w:tab/>
       <w:tab/>
-      <w:t>2026-07-25</w:t>
+      <w:t>2026-07-26</w:t>
       <w:br/>
       <w:br/>
     </w:r>

--- a/tillsyn/S 1527-2024 tillsynsbegäran.docx
+++ b/tillsyn/S 1527-2024 tillsynsbegäran.docx
@@ -227,7 +227,7 @@
     <w:r>
       <w:tab/>
       <w:tab/>
-      <w:t>2026-07-26</w:t>
+      <w:t>2026-07-27</w:t>
       <w:br/>
       <w:br/>
     </w:r>

--- a/tillsyn/S 1527-2024 tillsynsbegäran.docx
+++ b/tillsyn/S 1527-2024 tillsynsbegäran.docx
@@ -227,7 +227,7 @@
     <w:r>
       <w:tab/>
       <w:tab/>
-      <w:t>2026-07-27</w:t>
+      <w:t>2026-07-28</w:t>
       <w:br/>
       <w:br/>
     </w:r>

--- a/tillsyn/S 1527-2024 tillsynsbegäran.docx
+++ b/tillsyn/S 1527-2024 tillsynsbegäran.docx
@@ -227,7 +227,7 @@
     <w:r>
       <w:tab/>
       <w:tab/>
-      <w:t>2026-07-28</w:t>
+      <w:t>2026-07-29</w:t>
       <w:br/>
       <w:br/>
     </w:r>

--- a/tillsyn/S 1527-2024 tillsynsbegäran.docx
+++ b/tillsyn/S 1527-2024 tillsynsbegäran.docx
@@ -227,7 +227,7 @@
     <w:r>
       <w:tab/>
       <w:tab/>
-      <w:t>2026-07-29</w:t>
+      <w:t>2026-07-30</w:t>
       <w:br/>
       <w:br/>
     </w:r>

--- a/tillsyn/S 1527-2024 tillsynsbegäran.docx
+++ b/tillsyn/S 1527-2024 tillsynsbegäran.docx
@@ -227,7 +227,7 @@
     <w:r>
       <w:tab/>
       <w:tab/>
-      <w:t>2026-07-30</w:t>
+      <w:t>2026-07-31</w:t>
       <w:br/>
       <w:br/>
     </w:r>

--- a/tillsyn/S 1527-2024 tillsynsbegäran.docx
+++ b/tillsyn/S 1527-2024 tillsynsbegäran.docx
@@ -227,7 +227,7 @@
     <w:r>
       <w:tab/>
       <w:tab/>
-      <w:t>2026-07-31</w:t>
+      <w:t>2026-08-01</w:t>
       <w:br/>
       <w:br/>
     </w:r>

--- a/tillsyn/S 1527-2024 tillsynsbegäran.docx
+++ b/tillsyn/S 1527-2024 tillsynsbegäran.docx
@@ -227,7 +227,7 @@
     <w:r>
       <w:tab/>
       <w:tab/>
-      <w:t>2026-08-01</w:t>
+      <w:t>2026-08-02</w:t>
       <w:br/>
       <w:br/>
     </w:r>

--- a/tillsyn/S 1527-2024 tillsynsbegäran.docx
+++ b/tillsyn/S 1527-2024 tillsynsbegäran.docx
@@ -227,7 +227,7 @@
     <w:r>
       <w:tab/>
       <w:tab/>
-      <w:t>2026-08-02</w:t>
+      <w:t>2026-08-03</w:t>
       <w:br/>
       <w:br/>
     </w:r>

--- a/tillsyn/S 1527-2024 tillsynsbegäran.docx
+++ b/tillsyn/S 1527-2024 tillsynsbegäran.docx
@@ -227,7 +227,7 @@
     <w:r>
       <w:tab/>
       <w:tab/>
-      <w:t>2026-08-03</w:t>
+      <w:t>2026-08-05</w:t>
       <w:br/>
       <w:br/>
     </w:r>

--- a/tillsyn/S 1527-2024 tillsynsbegäran.docx
+++ b/tillsyn/S 1527-2024 tillsynsbegäran.docx
@@ -227,7 +227,7 @@
     <w:r>
       <w:tab/>
       <w:tab/>
-      <w:t>2026-08-05</w:t>
+      <w:t>2026-08-07</w:t>
       <w:br/>
       <w:br/>
     </w:r>

--- a/tillsyn/S 1527-2024 tillsynsbegäran.docx
+++ b/tillsyn/S 1527-2024 tillsynsbegäran.docx
@@ -227,7 +227,7 @@
     <w:r>
       <w:tab/>
       <w:tab/>
-      <w:t>2026-08-07</w:t>
+      <w:t>2026-08-08</w:t>
       <w:br/>
       <w:br/>
     </w:r>

--- a/tillsyn/S 1527-2024 tillsynsbegäran.docx
+++ b/tillsyn/S 1527-2024 tillsynsbegäran.docx
@@ -60,7 +60,7 @@
         <w:spacing w:after="240"/>
       </w:pPr>
       <w:r>
-        <w:t>Figur 1. Fyndplatser för naturvårdsarter i samrådsanmälan. Markörer utan svart kant är placerade på fyndplatsen. Markörer med svart kant är placerade vid sidan av fyndplatsen har ett svart streck som visar fyndplatsens exakta position. Kartans mittpunktskoordinat är N 6327070, E 425397 i SWEREF 99 TM.</w:t>
+        <w:t>Figur 1. Fyndplatser för naturvårdsarter i samrådsanmälan. Markörer utan svart kant är placerade på fyndplatsen. Markörer med svart kant är placerade vid sidan av fyndplatsen och har ett svart streck som visar fyndplatsens exakta position. Kartans mittpunktskoordinat är N 6327070, E 425397 i SWEREF 99 TM.</w:t>
       </w:r>
     </w:p>
     <w:p>
@@ -227,7 +227,7 @@
     <w:r>
       <w:tab/>
       <w:tab/>
-      <w:t>2026-08-14</w:t>
+      <w:t>2026-08-15</w:t>
       <w:br/>
       <w:br/>
     </w:r>

--- a/tillsyn/S 1527-2024 tillsynsbegäran.docx
+++ b/tillsyn/S 1527-2024 tillsynsbegäran.docx
@@ -227,7 +227,7 @@
     <w:r>
       <w:tab/>
       <w:tab/>
-      <w:t>2026-08-15</w:t>
+      <w:t>2026-08-16</w:t>
       <w:br/>
       <w:br/>
     </w:r>

--- a/tillsyn/S 1527-2024 tillsynsbegäran.docx
+++ b/tillsyn/S 1527-2024 tillsynsbegäran.docx
@@ -227,7 +227,7 @@
     <w:r>
       <w:tab/>
       <w:tab/>
-      <w:t>2026-08-16</w:t>
+      <w:t>2026-08-17</w:t>
       <w:br/>
       <w:br/>
     </w:r>

--- a/tillsyn/S 1527-2024 tillsynsbegäran.docx
+++ b/tillsyn/S 1527-2024 tillsynsbegäran.docx
@@ -227,7 +227,7 @@
     <w:r>
       <w:tab/>
       <w:tab/>
-      <w:t>2026-08-17</w:t>
+      <w:t>2026-08-18</w:t>
       <w:br/>
       <w:br/>
     </w:r>

--- a/tillsyn/S 1527-2024 tillsynsbegäran.docx
+++ b/tillsyn/S 1527-2024 tillsynsbegäran.docx
@@ -227,7 +227,7 @@
     <w:r>
       <w:tab/>
       <w:tab/>
-      <w:t>2026-08-18</w:t>
+      <w:t>2026-08-19</w:t>
       <w:br/>
       <w:br/>
     </w:r>

--- a/tillsyn/S 1527-2024 tillsynsbegäran.docx
+++ b/tillsyn/S 1527-2024 tillsynsbegäran.docx
@@ -227,7 +227,7 @@
     <w:r>
       <w:tab/>
       <w:tab/>
-      <w:t>2026-08-19</w:t>
+      <w:t>2026-08-20</w:t>
       <w:br/>
       <w:br/>
     </w:r>

--- a/tillsyn/S 1527-2024 tillsynsbegäran.docx
+++ b/tillsyn/S 1527-2024 tillsynsbegäran.docx
@@ -227,7 +227,7 @@
     <w:r>
       <w:tab/>
       <w:tab/>
-      <w:t>2026-08-20</w:t>
+      <w:t>2026-08-21</w:t>
       <w:br/>
       <w:br/>
     </w:r>

--- a/tillsyn/S 1527-2024 tillsynsbegäran.docx
+++ b/tillsyn/S 1527-2024 tillsynsbegäran.docx
@@ -227,7 +227,7 @@
     <w:r>
       <w:tab/>
       <w:tab/>
-      <w:t>2026-08-21</w:t>
+      <w:t>2026-08-22</w:t>
       <w:br/>
       <w:br/>
     </w:r>

--- a/tillsyn/S 1527-2024 tillsynsbegäran.docx
+++ b/tillsyn/S 1527-2024 tillsynsbegäran.docx
@@ -227,7 +227,7 @@
     <w:r>
       <w:tab/>
       <w:tab/>
-      <w:t>2026-08-22</w:t>
+      <w:t>2026-08-23</w:t>
       <w:br/>
       <w:br/>
     </w:r>

--- a/tillsyn/S 1527-2024 tillsynsbegäran.docx
+++ b/tillsyn/S 1527-2024 tillsynsbegäran.docx
@@ -227,7 +227,7 @@
     <w:r>
       <w:tab/>
       <w:tab/>
-      <w:t>2026-08-23</w:t>
+      <w:t>2026-08-24</w:t>
       <w:br/>
       <w:br/>
     </w:r>

--- a/tillsyn/S 1527-2024 tillsynsbegäran.docx
+++ b/tillsyn/S 1527-2024 tillsynsbegäran.docx
@@ -227,7 +227,7 @@
     <w:r>
       <w:tab/>
       <w:tab/>
-      <w:t>2026-08-24</w:t>
+      <w:t>2026-08-25</w:t>
       <w:br/>
       <w:br/>
     </w:r>

--- a/tillsyn/S 1527-2024 tillsynsbegäran.docx
+++ b/tillsyn/S 1527-2024 tillsynsbegäran.docx
@@ -227,7 +227,7 @@
     <w:r>
       <w:tab/>
       <w:tab/>
-      <w:t>2026-08-25</w:t>
+      <w:t>2026-08-26</w:t>
       <w:br/>
       <w:br/>
     </w:r>

--- a/tillsyn/S 1527-2024 tillsynsbegäran.docx
+++ b/tillsyn/S 1527-2024 tillsynsbegäran.docx
@@ -227,7 +227,7 @@
     <w:r>
       <w:tab/>
       <w:tab/>
-      <w:t>2026-08-26</w:t>
+      <w:t>2026-08-27</w:t>
       <w:br/>
       <w:br/>
     </w:r>

--- a/tillsyn/S 1527-2024 tillsynsbegäran.docx
+++ b/tillsyn/S 1527-2024 tillsynsbegäran.docx
@@ -227,7 +227,7 @@
     <w:r>
       <w:tab/>
       <w:tab/>
-      <w:t>2026-08-27</w:t>
+      <w:t>2026-08-28</w:t>
       <w:br/>
       <w:br/>
     </w:r>

--- a/tillsyn/S 1527-2024 tillsynsbegäran.docx
+++ b/tillsyn/S 1527-2024 tillsynsbegäran.docx
@@ -227,7 +227,7 @@
     <w:r>
       <w:tab/>
       <w:tab/>
-      <w:t>2026-08-28</w:t>
+      <w:t>2026-08-29</w:t>
       <w:br/>
       <w:br/>
     </w:r>

--- a/tillsyn/S 1527-2024 tillsynsbegäran.docx
+++ b/tillsyn/S 1527-2024 tillsynsbegäran.docx
@@ -227,7 +227,7 @@
     <w:r>
       <w:tab/>
       <w:tab/>
-      <w:t>2026-08-29</w:t>
+      <w:t>2026-08-31</w:t>
       <w:br/>
       <w:br/>
     </w:r>

--- a/tillsyn/S 1527-2024 tillsynsbegäran.docx
+++ b/tillsyn/S 1527-2024 tillsynsbegäran.docx
@@ -227,7 +227,7 @@
     <w:r>
       <w:tab/>
       <w:tab/>
-      <w:t>2026-08-31</w:t>
+      <w:t>2026-09-01</w:t>
       <w:br/>
       <w:br/>
     </w:r>

--- a/tillsyn/S 1527-2024 tillsynsbegäran.docx
+++ b/tillsyn/S 1527-2024 tillsynsbegäran.docx
@@ -227,7 +227,7 @@
     <w:r>
       <w:tab/>
       <w:tab/>
-      <w:t>2026-09-01</w:t>
+      <w:t>2026-09-02</w:t>
       <w:br/>
       <w:br/>
     </w:r>

--- a/tillsyn/S 1527-2024 tillsynsbegäran.docx
+++ b/tillsyn/S 1527-2024 tillsynsbegäran.docx
@@ -227,7 +227,7 @@
     <w:r>
       <w:tab/>
       <w:tab/>
-      <w:t>2026-09-02</w:t>
+      <w:t>2026-09-03</w:t>
       <w:br/>
       <w:br/>
     </w:r>

--- a/tillsyn/S 1527-2024 tillsynsbegäran.docx
+++ b/tillsyn/S 1527-2024 tillsynsbegäran.docx
@@ -60,12 +60,12 @@
         <w:spacing w:after="240"/>
       </w:pPr>
       <w:r>
-        <w:t>Figur 1. Fyndplatser för naturvårdsarter i samrådsanmälan. Markörer utan svart kant är placerade på fyndplatsen. Markörer med svart kant är placerade vid sidan av fyndplatsen och har ett svart streck som visar fyndplatsens exakta position. Kartans mittpunktskoordinat är N 6327070, E 425397 i SWEREF 99 TM.</w:t>
+        <w:t>Figur 1. Fyndplatser för naturvårdsarter i och inom 12 meter från samrådsanmälan. Markörer utan svart kant är placerade på fyndplatsen. Markörer med svart kant är placerade vid sidan av fyndplatsen och har ett svart streck som visar fyndplatsens exakta position. Kartans mittpunktskoordinat är N 6327070, E 425397 i SWEREF 99 TM.</w:t>
       </w:r>
     </w:p>
     <w:p>
       <w:r>
-        <w:t>I samrådsanmälan finns fynd av 1 naturvårdsarter, varav 1 är rödlistad och 1 är fridlyst: klockgentiana (EN, §8). Se Figur 1.</w:t>
+        <w:t>I och inom 12 meter från samrådsanmälan finns fynd av 2 naturvårdsarter, varav 1 är rödlistad, 1 är fridlyst och 1 är typisk (T): klockgentiana (EN, §8) och sälg (T). Se Figur 1.</w:t>
       </w:r>
     </w:p>
     <w:p>
@@ -97,6 +97,26 @@
     <w:p>
       <w:r>
         <w:t>Nedan följer beskrivningar av de naturvårdsarter och fridlysta arter som har sina livsmiljöer och växtplatser i den samrådsanmälda skogen. De påträffade naturvårdsarterna är ett tydligt kvitto på att det rör sig om en skog med höga naturvärden.</w:t>
+      </w:r>
+    </w:p>
+    <w:p>
+      <w:r>
+        <w:rPr>
+          <w:b/>
+        </w:rPr>
+        <w:t xml:space="preserve">Sälg </w:t>
+      </w:r>
+      <w:r>
+        <w:t xml:space="preserve">är typisk art för </w:t>
+      </w:r>
+      <w:r>
+        <w:rPr>
+          <w:i/>
+        </w:rPr>
+        <w:t xml:space="preserve">9040 Fjällbjörkskog </w:t>
+      </w:r>
+      <w:r>
+        <w:t>(SLU Artdatabanken, 2025).</w:t>
       </w:r>
     </w:p>
     <w:sectPr>
@@ -227,7 +247,7 @@
     <w:r>
       <w:tab/>
       <w:tab/>
-      <w:t>2026-09-03</w:t>
+      <w:t>2026-09-04</w:t>
       <w:br/>
       <w:br/>
     </w:r>

--- a/tillsyn/S 1527-2024 tillsynsbegäran.docx
+++ b/tillsyn/S 1527-2024 tillsynsbegäran.docx
@@ -247,7 +247,7 @@
     <w:r>
       <w:tab/>
       <w:tab/>
-      <w:t>2026-09-04</w:t>
+      <w:t>2026-09-05</w:t>
       <w:br/>
       <w:br/>
     </w:r>

--- a/tillsyn/S 1527-2024 tillsynsbegäran.docx
+++ b/tillsyn/S 1527-2024 tillsynsbegäran.docx
@@ -247,7 +247,7 @@
     <w:r>
       <w:tab/>
       <w:tab/>
-      <w:t>2026-09-05</w:t>
+      <w:t>2026-09-06</w:t>
       <w:br/>
       <w:br/>
     </w:r>

--- a/tillsyn/S 1527-2024 tillsynsbegäran.docx
+++ b/tillsyn/S 1527-2024 tillsynsbegäran.docx
@@ -247,7 +247,7 @@
     <w:r>
       <w:tab/>
       <w:tab/>
-      <w:t>2026-09-06</w:t>
+      <w:t>2026-09-07</w:t>
       <w:br/>
       <w:br/>
     </w:r>

--- a/tillsyn/S 1527-2024 tillsynsbegäran.docx
+++ b/tillsyn/S 1527-2024 tillsynsbegäran.docx
@@ -247,7 +247,7 @@
     <w:r>
       <w:tab/>
       <w:tab/>
-      <w:t>2026-09-07</w:t>
+      <w:t>2026-09-08</w:t>
       <w:br/>
       <w:br/>
     </w:r>

--- a/tillsyn/S 1527-2024 tillsynsbegäran.docx
+++ b/tillsyn/S 1527-2024 tillsynsbegäran.docx
@@ -247,7 +247,7 @@
     <w:r>
       <w:tab/>
       <w:tab/>
-      <w:t>2026-09-08</w:t>
+      <w:t>2026-09-09</w:t>
       <w:br/>
       <w:br/>
     </w:r>

--- a/tillsyn/S 1527-2024 tillsynsbegäran.docx
+++ b/tillsyn/S 1527-2024 tillsynsbegäran.docx
@@ -247,7 +247,7 @@
     <w:r>
       <w:tab/>
       <w:tab/>
-      <w:t>2026-09-09</w:t>
+      <w:t>2026-09-10</w:t>
       <w:br/>
       <w:br/>
     </w:r>

--- a/tillsyn/S 1527-2024 tillsynsbegäran.docx
+++ b/tillsyn/S 1527-2024 tillsynsbegäran.docx
@@ -247,7 +247,7 @@
     <w:r>
       <w:tab/>
       <w:tab/>
-      <w:t>2026-09-10</w:t>
+      <w:t>2026-09-11</w:t>
       <w:br/>
       <w:br/>
     </w:r>

--- a/tillsyn/S 1527-2024 tillsynsbegäran.docx
+++ b/tillsyn/S 1527-2024 tillsynsbegäran.docx
@@ -247,7 +247,7 @@
     <w:r>
       <w:tab/>
       <w:tab/>
-      <w:t>2026-09-11</w:t>
+      <w:t>2026-09-12</w:t>
       <w:br/>
       <w:br/>
     </w:r>

--- a/tillsyn/S 1527-2024 tillsynsbegäran.docx
+++ b/tillsyn/S 1527-2024 tillsynsbegäran.docx
@@ -247,7 +247,7 @@
     <w:r>
       <w:tab/>
       <w:tab/>
-      <w:t>2026-09-12</w:t>
+      <w:t>2026-09-13</w:t>
       <w:br/>
       <w:br/>
     </w:r>
